--- a/docs/preguntas_borrador.docx
+++ b/docs/preguntas_borrador.docx
@@ -48,7 +48,25 @@
           <w:sz w:val="22"/>
           <w:szCs w:val="22"/>
         </w:rPr>
-        <w:t xml:space="preserve">Qué factores </w:t>
+        <w:t>Qu</w:t>
+      </w:r>
+      <w:r>
+        <w:rPr>
+          <w:rFonts w:eastAsia="Arial" w:cs="Arial" w:ascii="Arial" w:hAnsi="Arial"/>
+          <w:color w:val="1F2937"/>
+          <w:sz w:val="22"/>
+          <w:szCs w:val="22"/>
+        </w:rPr>
+        <w:t>e</w:t>
+      </w:r>
+      <w:r>
+        <w:rPr>
+          <w:rFonts w:eastAsia="Arial" w:cs="Arial" w:ascii="Arial" w:hAnsi="Arial"/>
+          <w:color w:val="1F2937"/>
+          <w:sz w:val="22"/>
+          <w:szCs w:val="22"/>
+        </w:rPr>
+        <w:t xml:space="preserve"> factores </w:t>
       </w:r>
       <w:r>
         <w:rPr>
@@ -103,28 +121,6 @@
           <w:szCs w:val="22"/>
         </w:rPr>
         <w:t xml:space="preserve"> Argentina?</w:t>
-      </w:r>
-    </w:p>
-    <w:p>
-      <w:pPr>
-        <w:pStyle w:val="Normal"/>
-        <w:bidi w:val="0"/>
-        <w:spacing w:before="60" w:after="80"/>
-        <w:jc w:val="start"/>
-        <w:rPr>
-          <w:rFonts w:ascii="Arial" w:hAnsi="Arial" w:eastAsia="Arial" w:cs="Arial"/>
-          <w:color w:val="1F2937"/>
-          <w:sz w:val="22"/>
-          <w:szCs w:val="22"/>
-        </w:rPr>
-      </w:pPr>
-      <w:r>
-        <w:rPr>
-          <w:rFonts w:eastAsia="Arial" w:cs="Arial" w:ascii="Arial" w:hAnsi="Arial"/>
-          <w:color w:val="1F2937"/>
-          <w:sz w:val="22"/>
-          <w:szCs w:val="22"/>
-        </w:rPr>
       </w:r>
     </w:p>
     <w:p>

--- a/docs/preguntas_borrador.docx
+++ b/docs/preguntas_borrador.docx
@@ -48,52 +48,53 @@
           <w:sz w:val="22"/>
           <w:szCs w:val="22"/>
         </w:rPr>
-        <w:t>Qu</w:t>
-      </w:r>
-      <w:r>
-        <w:rPr>
-          <w:rFonts w:eastAsia="Arial" w:cs="Arial" w:ascii="Arial" w:hAnsi="Arial"/>
-          <w:color w:val="1F2937"/>
-          <w:sz w:val="22"/>
-          <w:szCs w:val="22"/>
-        </w:rPr>
-        <w:t>e</w:t>
-      </w:r>
-      <w:r>
-        <w:rPr>
-          <w:rFonts w:eastAsia="Arial" w:cs="Arial" w:ascii="Arial" w:hAnsi="Arial"/>
-          <w:color w:val="1F2937"/>
-          <w:sz w:val="22"/>
-          <w:szCs w:val="22"/>
-        </w:rPr>
-        <w:t xml:space="preserve"> factores </w:t>
-      </w:r>
-      <w:r>
-        <w:rPr>
-          <w:rFonts w:eastAsia="Arial" w:cs="Arial" w:ascii="Arial" w:hAnsi="Arial"/>
-          <w:color w:val="1F2937"/>
-          <w:sz w:val="22"/>
-          <w:szCs w:val="22"/>
-        </w:rPr>
-        <w:t>explican las diferencias aslariales entre los profesionales d</w:t>
-      </w:r>
-      <w:r>
-        <w:rPr>
-          <w:rFonts w:eastAsia="Arial" w:cs="Arial" w:ascii="Arial" w:hAnsi="Arial"/>
-          <w:color w:val="1F2937"/>
-          <w:sz w:val="22"/>
-          <w:szCs w:val="22"/>
-        </w:rPr>
-        <w:t xml:space="preserve">el sector  Data </w:t>
-      </w:r>
-      <w:r>
-        <w:rPr>
-          <w:rFonts w:eastAsia="Arial" w:cs="Arial" w:ascii="Arial" w:hAnsi="Arial"/>
-          <w:color w:val="1F2937"/>
-          <w:sz w:val="22"/>
-          <w:szCs w:val="22"/>
-        </w:rPr>
-        <w:t>u IT</w:t>
+        <w:t>Que factores explican las diferencias aslariales entre los profesionales del sector  Data u IT en Argentina?</w:t>
+      </w:r>
+    </w:p>
+    <w:p>
+      <w:pPr>
+        <w:pStyle w:val="Normal"/>
+        <w:bidi w:val="0"/>
+        <w:spacing w:before="60" w:after="80"/>
+        <w:jc w:val="start"/>
+        <w:rPr>
+          <w:rFonts w:ascii="Arial" w:hAnsi="Arial" w:eastAsia="Arial" w:cs="Arial"/>
+          <w:color w:val="1F2937"/>
+          <w:sz w:val="22"/>
+          <w:szCs w:val="22"/>
+        </w:rPr>
+      </w:pPr>
+      <w:r>
+        <w:rPr>
+          <w:rFonts w:eastAsia="Arial" w:cs="Arial" w:ascii="Arial" w:hAnsi="Arial"/>
+          <w:color w:val="1F2937"/>
+          <w:sz w:val="22"/>
+          <w:szCs w:val="22"/>
+        </w:rPr>
+      </w:r>
+    </w:p>
+    <w:p>
+      <w:pPr>
+        <w:pStyle w:val="Normal"/>
+        <w:bidi w:val="0"/>
+        <w:spacing w:before="60" w:after="80"/>
+        <w:jc w:val="start"/>
+        <w:rPr>
+          <w:rFonts w:ascii="Arial" w:hAnsi="Arial" w:eastAsia="Arial" w:cs="Arial"/>
+          <w:color w:val="1F2937"/>
+          <w:sz w:val="22"/>
+          <w:szCs w:val="22"/>
+        </w:rPr>
+      </w:pPr>
+      <w:r>
+        <w:rPr>
+          <w:rStyle w:val="Emphasis"/>
+          <w:rFonts w:eastAsia="Arial" w:cs="Arial" w:ascii="Arial" w:hAnsi="Arial"/>
+          <w:color w:val="1F2937"/>
+          <w:sz w:val="22"/>
+          <w:szCs w:val="22"/>
+        </w:rPr>
+        <w:t>Como evolucionó la brecha salarial entre roles Data en Argentina entre 2019 y 2026?</w:t>
       </w:r>
       <w:r>
         <w:rPr>
@@ -104,46 +105,6 @@
         </w:rPr>
         <w:t xml:space="preserve"> </w:t>
       </w:r>
-      <w:r>
-        <w:rPr>
-          <w:rFonts w:eastAsia="Arial" w:cs="Arial" w:ascii="Arial" w:hAnsi="Arial"/>
-          <w:color w:val="1F2937"/>
-          <w:sz w:val="22"/>
-          <w:szCs w:val="22"/>
-        </w:rPr>
-        <w:t>en</w:t>
-      </w:r>
-      <w:r>
-        <w:rPr>
-          <w:rFonts w:eastAsia="Arial" w:cs="Arial" w:ascii="Arial" w:hAnsi="Arial"/>
-          <w:color w:val="1F2937"/>
-          <w:sz w:val="22"/>
-          <w:szCs w:val="22"/>
-        </w:rPr>
-        <w:t xml:space="preserve"> Argentina?</w:t>
-      </w:r>
-    </w:p>
-    <w:p>
-      <w:pPr>
-        <w:pStyle w:val="Normal"/>
-        <w:bidi w:val="0"/>
-        <w:spacing w:before="60" w:after="80"/>
-        <w:jc w:val="start"/>
-        <w:rPr>
-          <w:rFonts w:ascii="Arial" w:hAnsi="Arial" w:eastAsia="Arial" w:cs="Arial"/>
-          <w:color w:val="1F2937"/>
-          <w:sz w:val="22"/>
-          <w:szCs w:val="22"/>
-        </w:rPr>
-      </w:pPr>
-      <w:r>
-        <w:rPr>
-          <w:rFonts w:eastAsia="Arial" w:cs="Arial" w:ascii="Arial" w:hAnsi="Arial"/>
-          <w:color w:val="1F2937"/>
-          <w:sz w:val="22"/>
-          <w:szCs w:val="22"/>
-        </w:rPr>
-      </w:r>
     </w:p>
     <w:p>
       <w:pPr>
@@ -166,8 +127,44 @@
           <w:sz w:val="22"/>
           <w:szCs w:val="22"/>
         </w:rPr>
-        <w:t>C</w:t>
-      </w:r>
+        <w:t>Que variables explican las diferencias salariales entre profesionales data en argentina entre 2024y 2026?</w:t>
+      </w:r>
+    </w:p>
+    <w:p>
+      <w:pPr>
+        <w:pStyle w:val="Normal"/>
+        <w:bidi w:val="0"/>
+        <w:spacing w:before="60" w:after="80"/>
+        <w:jc w:val="start"/>
+        <w:rPr>
+          <w:rFonts w:ascii="Arial" w:hAnsi="Arial" w:eastAsia="Arial" w:cs="Arial"/>
+          <w:color w:val="1F2937"/>
+          <w:sz w:val="22"/>
+          <w:szCs w:val="22"/>
+        </w:rPr>
+      </w:pPr>
+      <w:r>
+        <w:rPr>
+          <w:rFonts w:eastAsia="Arial" w:cs="Arial" w:ascii="Arial" w:hAnsi="Arial"/>
+          <w:color w:val="1F2937"/>
+          <w:sz w:val="22"/>
+          <w:szCs w:val="22"/>
+        </w:rPr>
+      </w:r>
+    </w:p>
+    <w:p>
+      <w:pPr>
+        <w:pStyle w:val="Normal"/>
+        <w:bidi w:val="0"/>
+        <w:spacing w:before="60" w:after="80"/>
+        <w:jc w:val="start"/>
+        <w:rPr>
+          <w:rFonts w:ascii="Arial" w:hAnsi="Arial" w:eastAsia="Arial" w:cs="Arial"/>
+          <w:color w:val="1F2937"/>
+          <w:sz w:val="22"/>
+          <w:szCs w:val="22"/>
+        </w:rPr>
+      </w:pPr>
       <w:r>
         <w:rPr>
           <w:rStyle w:val="Emphasis"/>
@@ -176,216 +173,7 @@
           <w:sz w:val="22"/>
           <w:szCs w:val="22"/>
         </w:rPr>
-        <w:t>o</w:t>
-      </w:r>
-      <w:r>
-        <w:rPr>
-          <w:rStyle w:val="Emphasis"/>
-          <w:rFonts w:eastAsia="Arial" w:cs="Arial" w:ascii="Arial" w:hAnsi="Arial"/>
-          <w:color w:val="1F2937"/>
-          <w:sz w:val="22"/>
-          <w:szCs w:val="22"/>
-        </w:rPr>
-        <w:t>mo evolucionó la brecha salarial entre roles Data en Argentina entre 2019 y 2026?</w:t>
-      </w:r>
-      <w:r>
-        <w:rPr>
-          <w:rFonts w:eastAsia="Arial" w:cs="Arial" w:ascii="Arial" w:hAnsi="Arial"/>
-          <w:color w:val="1F2937"/>
-          <w:sz w:val="22"/>
-          <w:szCs w:val="22"/>
-        </w:rPr>
-        <w:t xml:space="preserve"> </w:t>
-      </w:r>
-    </w:p>
-    <w:p>
-      <w:pPr>
-        <w:pStyle w:val="Normal"/>
-        <w:bidi w:val="0"/>
-        <w:spacing w:before="60" w:after="80"/>
-        <w:jc w:val="start"/>
-        <w:rPr>
-          <w:rFonts w:ascii="Arial" w:hAnsi="Arial" w:eastAsia="Arial" w:cs="Arial"/>
-          <w:color w:val="1F2937"/>
-          <w:sz w:val="22"/>
-          <w:szCs w:val="22"/>
-        </w:rPr>
-      </w:pPr>
-      <w:r>
-        <w:rPr>
-          <w:rStyle w:val="Emphasis"/>
-          <w:rFonts w:eastAsia="Arial" w:cs="Arial" w:ascii="Arial" w:hAnsi="Arial"/>
-          <w:color w:val="1F2937"/>
-          <w:sz w:val="22"/>
-          <w:szCs w:val="22"/>
-        </w:rPr>
-        <w:t>Q</w:t>
-      </w:r>
-      <w:r>
-        <w:rPr>
-          <w:rStyle w:val="Emphasis"/>
-          <w:rFonts w:eastAsia="Arial" w:cs="Arial" w:ascii="Arial" w:hAnsi="Arial"/>
-          <w:color w:val="1F2937"/>
-          <w:sz w:val="22"/>
-          <w:szCs w:val="22"/>
-        </w:rPr>
-        <w:t>u</w:t>
-      </w:r>
-      <w:r>
-        <w:rPr>
-          <w:rStyle w:val="Emphasis"/>
-          <w:rFonts w:eastAsia="Arial" w:cs="Arial" w:ascii="Arial" w:hAnsi="Arial"/>
-          <w:color w:val="1F2937"/>
-          <w:sz w:val="22"/>
-          <w:szCs w:val="22"/>
-        </w:rPr>
-        <w:t xml:space="preserve">e </w:t>
-      </w:r>
-      <w:r>
-        <w:rPr>
-          <w:rStyle w:val="Emphasis"/>
-          <w:rFonts w:eastAsia="Arial" w:cs="Arial" w:ascii="Arial" w:hAnsi="Arial"/>
-          <w:color w:val="1F2937"/>
-          <w:sz w:val="22"/>
-          <w:szCs w:val="22"/>
-        </w:rPr>
-        <w:t xml:space="preserve">variables explican las diferencias salariales entre profesionales </w:t>
-      </w:r>
-      <w:r>
-        <w:rPr>
-          <w:rStyle w:val="Emphasis"/>
-          <w:rFonts w:eastAsia="Arial" w:cs="Arial" w:ascii="Arial" w:hAnsi="Arial"/>
-          <w:color w:val="1F2937"/>
-          <w:sz w:val="22"/>
-          <w:szCs w:val="22"/>
-        </w:rPr>
-        <w:t>d</w:t>
-      </w:r>
-      <w:r>
-        <w:rPr>
-          <w:rStyle w:val="Emphasis"/>
-          <w:rFonts w:eastAsia="Arial" w:cs="Arial" w:ascii="Arial" w:hAnsi="Arial"/>
-          <w:color w:val="1F2937"/>
-          <w:sz w:val="22"/>
-          <w:szCs w:val="22"/>
-        </w:rPr>
-        <w:t xml:space="preserve">ata en </w:t>
-      </w:r>
-      <w:r>
-        <w:rPr>
-          <w:rStyle w:val="Emphasis"/>
-          <w:rFonts w:eastAsia="Arial" w:cs="Arial" w:ascii="Arial" w:hAnsi="Arial"/>
-          <w:color w:val="1F2937"/>
-          <w:sz w:val="22"/>
-          <w:szCs w:val="22"/>
-        </w:rPr>
-        <w:t>a</w:t>
-      </w:r>
-      <w:r>
-        <w:rPr>
-          <w:rStyle w:val="Emphasis"/>
-          <w:rFonts w:eastAsia="Arial" w:cs="Arial" w:ascii="Arial" w:hAnsi="Arial"/>
-          <w:color w:val="1F2937"/>
-          <w:sz w:val="22"/>
-          <w:szCs w:val="22"/>
-        </w:rPr>
-        <w:t>rgentina en</w:t>
-      </w:r>
-      <w:r>
-        <w:rPr>
-          <w:rStyle w:val="Emphasis"/>
-          <w:rFonts w:eastAsia="Arial" w:cs="Arial" w:ascii="Arial" w:hAnsi="Arial"/>
-          <w:color w:val="1F2937"/>
-          <w:sz w:val="22"/>
-          <w:szCs w:val="22"/>
-        </w:rPr>
-        <w:t xml:space="preserve">tre </w:t>
-      </w:r>
-      <w:r>
-        <w:rPr>
-          <w:rStyle w:val="Emphasis"/>
-          <w:rFonts w:eastAsia="Arial" w:cs="Arial" w:ascii="Arial" w:hAnsi="Arial"/>
-          <w:color w:val="1F2937"/>
-          <w:sz w:val="22"/>
-          <w:szCs w:val="22"/>
-        </w:rPr>
-        <w:t>2024</w:t>
-      </w:r>
-      <w:r>
-        <w:rPr>
-          <w:rStyle w:val="Emphasis"/>
-          <w:rFonts w:eastAsia="Arial" w:cs="Arial" w:ascii="Arial" w:hAnsi="Arial"/>
-          <w:color w:val="1F2937"/>
-          <w:sz w:val="22"/>
-          <w:szCs w:val="22"/>
-        </w:rPr>
-        <w:t xml:space="preserve">y </w:t>
-      </w:r>
-      <w:r>
-        <w:rPr>
-          <w:rStyle w:val="Emphasis"/>
-          <w:rFonts w:eastAsia="Arial" w:cs="Arial" w:ascii="Arial" w:hAnsi="Arial"/>
-          <w:color w:val="1F2937"/>
-          <w:sz w:val="22"/>
-          <w:szCs w:val="22"/>
-        </w:rPr>
-        <w:t>2026?</w:t>
-      </w:r>
-    </w:p>
-    <w:p>
-      <w:pPr>
-        <w:pStyle w:val="Normal"/>
-        <w:bidi w:val="0"/>
-        <w:spacing w:before="60" w:after="80"/>
-        <w:jc w:val="start"/>
-        <w:rPr>
-          <w:rFonts w:ascii="Arial" w:hAnsi="Arial" w:eastAsia="Arial" w:cs="Arial"/>
-          <w:color w:val="1F2937"/>
-          <w:sz w:val="22"/>
-          <w:szCs w:val="22"/>
-        </w:rPr>
-      </w:pPr>
-      <w:r>
-        <w:rPr>
-          <w:rFonts w:eastAsia="Arial" w:cs="Arial" w:ascii="Arial" w:hAnsi="Arial"/>
-          <w:color w:val="1F2937"/>
-          <w:sz w:val="22"/>
-          <w:szCs w:val="22"/>
-        </w:rPr>
-      </w:r>
-    </w:p>
-    <w:p>
-      <w:pPr>
-        <w:pStyle w:val="Normal"/>
-        <w:bidi w:val="0"/>
-        <w:spacing w:before="60" w:after="80"/>
-        <w:jc w:val="start"/>
-        <w:rPr>
-          <w:rFonts w:ascii="Arial" w:hAnsi="Arial" w:eastAsia="Arial" w:cs="Arial"/>
-          <w:color w:val="1F2937"/>
-          <w:sz w:val="22"/>
-          <w:szCs w:val="22"/>
-        </w:rPr>
-      </w:pPr>
-      <w:r>
-        <w:rPr>
-          <w:rStyle w:val="Emphasis"/>
-          <w:rFonts w:eastAsia="Arial" w:cs="Arial" w:ascii="Arial" w:hAnsi="Arial"/>
-          <w:color w:val="1F2937"/>
-          <w:sz w:val="22"/>
-          <w:szCs w:val="22"/>
-        </w:rPr>
-        <w:t>Que</w:t>
-      </w:r>
-      <w:r>
-        <w:rPr>
-          <w:rStyle w:val="Emphasis"/>
-          <w:rFonts w:eastAsia="Arial" w:cs="Arial" w:ascii="Arial" w:hAnsi="Arial"/>
-          <w:color w:val="1F2937"/>
-          <w:sz w:val="22"/>
-          <w:szCs w:val="22"/>
-        </w:rPr>
-        <w:t xml:space="preserve"> vale más en el mercado IT argentino: la experiencia, el título o el seniority?</w:t>
+        <w:t>Que vale más en el mercado IT argentino: la experiencia, el título o el seniority?</w:t>
       </w:r>
     </w:p>
     <w:p>
@@ -409,6 +197,82 @@
           <w:szCs w:val="22"/>
         </w:rPr>
         <w:t>Tres variables que la gente asume que son equivalentes pero lo son ????</w:t>
+      </w:r>
+    </w:p>
+    <w:p>
+      <w:pPr>
+        <w:pStyle w:val="Normal"/>
+        <w:bidi w:val="0"/>
+        <w:spacing w:before="60" w:after="80"/>
+        <w:jc w:val="start"/>
+        <w:rPr>
+          <w:rFonts w:ascii="Arial" w:hAnsi="Arial" w:eastAsia="Arial" w:cs="Arial"/>
+          <w:color w:val="1F2937"/>
+          <w:sz w:val="22"/>
+          <w:szCs w:val="22"/>
+        </w:rPr>
+      </w:pPr>
+      <w:r>
+        <w:rPr>
+          <w:rFonts w:eastAsia="Arial" w:cs="Arial" w:ascii="Arial" w:hAnsi="Arial"/>
+          <w:color w:val="1F2937"/>
+          <w:sz w:val="22"/>
+          <w:szCs w:val="22"/>
+        </w:rPr>
+      </w:r>
+    </w:p>
+    <w:p>
+      <w:pPr>
+        <w:pStyle w:val="Normal"/>
+        <w:bidi w:val="0"/>
+        <w:spacing w:before="60" w:after="80"/>
+        <w:jc w:val="start"/>
+        <w:rPr>
+          <w:rFonts w:ascii="Arial" w:hAnsi="Arial" w:eastAsia="Arial" w:cs="Arial"/>
+          <w:color w:val="1F2937"/>
+          <w:sz w:val="22"/>
+          <w:szCs w:val="22"/>
+        </w:rPr>
+      </w:pPr>
+      <w:r>
+        <w:rPr>
+          <w:rFonts w:eastAsia="Arial" w:cs="Arial" w:ascii="Arial" w:hAnsi="Arial"/>
+          <w:color w:val="1F2937"/>
+          <w:sz w:val="22"/>
+          <w:szCs w:val="22"/>
+        </w:rPr>
+      </w:r>
+    </w:p>
+    <w:p>
+      <w:pPr>
+        <w:pStyle w:val="Heading1"/>
+        <w:ind w:hanging="0" w:start="0"/>
+        <w:rPr/>
+      </w:pPr>
+      <w:r>
+        <w:rPr/>
+        <w:t>Que rol maximiza el salario en dolares en el sector IT argentino, controlando por experiencia, region y genero?</w:t>
+      </w:r>
+    </w:p>
+    <w:p>
+      <w:pPr>
+        <w:pStyle w:val="Heading1"/>
+        <w:ind w:hanging="0" w:start="0"/>
+        <w:rPr/>
+      </w:pPr>
+      <w:r>
+        <w:rPr/>
+        <w:t>Que rol y nivel de seniority  maximiza el salario en dolares en el sector IT argentino, controlando por experiencia, region y genero?</w:t>
+      </w:r>
+    </w:p>
+    <w:p>
+      <w:pPr>
+        <w:pStyle w:val="BodyText"/>
+        <w:spacing w:before="0" w:after="140"/>
+        <w:rPr/>
+      </w:pPr>
+      <w:r>
+        <w:rPr/>
       </w:r>
     </w:p>
     <w:sectPr>
@@ -418,9 +282,138 @@
       <w:pgNumType w:fmt="decimal"/>
       <w:formProt w:val="false"/>
       <w:textDirection w:val="lrTb"/>
+      <w:docGrid w:type="default" w:linePitch="100" w:charSpace="0"/>
     </w:sectPr>
   </w:body>
 </w:document>
+</file>
+
+<file path=word/numbering.xml><?xml version="1.0" encoding="utf-8"?>
+<w:numbering xmlns:w="http://schemas.openxmlformats.org/wordprocessingml/2006/main" xmlns:o="urn:schemas-microsoft-com:office:office" xmlns:r="http://schemas.openxmlformats.org/officeDocument/2006/relationships" xmlns:v="urn:schemas-microsoft-com:vml" xmlns:mc="http://schemas.openxmlformats.org/markup-compatibility/2006" xmlns:w14="http://schemas.microsoft.com/office/word/2010/wordml" mc:Ignorable="w14">
+  <w:abstractNum w:abstractNumId="1">
+    <w:lvl w:ilvl="0">
+      <w:start w:val="1"/>
+      <w:numFmt w:val="none"/>
+      <w:pStyle w:val="Heading1"/>
+      <w:suff w:val="nothing"/>
+      <w:lvlText w:val=""/>
+      <w:lvlJc w:val="start"/>
+      <w:pPr>
+        <w:tabs>
+          <w:tab w:val="num" w:pos="0"/>
+        </w:tabs>
+        <w:ind w:start="0" w:hanging="0"/>
+      </w:pPr>
+    </w:lvl>
+    <w:lvl w:ilvl="1">
+      <w:start w:val="1"/>
+      <w:numFmt w:val="none"/>
+      <w:suff w:val="nothing"/>
+      <w:lvlText w:val=""/>
+      <w:lvlJc w:val="start"/>
+      <w:pPr>
+        <w:tabs>
+          <w:tab w:val="num" w:pos="0"/>
+        </w:tabs>
+        <w:ind w:start="0" w:hanging="0"/>
+      </w:pPr>
+    </w:lvl>
+    <w:lvl w:ilvl="2">
+      <w:start w:val="1"/>
+      <w:numFmt w:val="none"/>
+      <w:suff w:val="nothing"/>
+      <w:lvlText w:val=""/>
+      <w:lvlJc w:val="start"/>
+      <w:pPr>
+        <w:tabs>
+          <w:tab w:val="num" w:pos="0"/>
+        </w:tabs>
+        <w:ind w:start="0" w:hanging="0"/>
+      </w:pPr>
+    </w:lvl>
+    <w:lvl w:ilvl="3">
+      <w:start w:val="1"/>
+      <w:numFmt w:val="none"/>
+      <w:suff w:val="nothing"/>
+      <w:lvlText w:val=""/>
+      <w:lvlJc w:val="start"/>
+      <w:pPr>
+        <w:tabs>
+          <w:tab w:val="num" w:pos="0"/>
+        </w:tabs>
+        <w:ind w:start="0" w:hanging="0"/>
+      </w:pPr>
+    </w:lvl>
+    <w:lvl w:ilvl="4">
+      <w:start w:val="1"/>
+      <w:numFmt w:val="none"/>
+      <w:suff w:val="nothing"/>
+      <w:lvlText w:val=""/>
+      <w:lvlJc w:val="start"/>
+      <w:pPr>
+        <w:tabs>
+          <w:tab w:val="num" w:pos="0"/>
+        </w:tabs>
+        <w:ind w:start="0" w:hanging="0"/>
+      </w:pPr>
+    </w:lvl>
+    <w:lvl w:ilvl="5">
+      <w:start w:val="1"/>
+      <w:numFmt w:val="none"/>
+      <w:suff w:val="nothing"/>
+      <w:lvlText w:val=""/>
+      <w:lvlJc w:val="start"/>
+      <w:pPr>
+        <w:tabs>
+          <w:tab w:val="num" w:pos="0"/>
+        </w:tabs>
+        <w:ind w:start="0" w:hanging="0"/>
+      </w:pPr>
+    </w:lvl>
+    <w:lvl w:ilvl="6">
+      <w:start w:val="1"/>
+      <w:numFmt w:val="none"/>
+      <w:suff w:val="nothing"/>
+      <w:lvlText w:val=""/>
+      <w:lvlJc w:val="start"/>
+      <w:pPr>
+        <w:tabs>
+          <w:tab w:val="num" w:pos="0"/>
+        </w:tabs>
+        <w:ind w:start="0" w:hanging="0"/>
+      </w:pPr>
+    </w:lvl>
+    <w:lvl w:ilvl="7">
+      <w:start w:val="1"/>
+      <w:numFmt w:val="none"/>
+      <w:suff w:val="nothing"/>
+      <w:lvlText w:val=""/>
+      <w:lvlJc w:val="start"/>
+      <w:pPr>
+        <w:tabs>
+          <w:tab w:val="num" w:pos="0"/>
+        </w:tabs>
+        <w:ind w:start="0" w:hanging="0"/>
+      </w:pPr>
+    </w:lvl>
+    <w:lvl w:ilvl="8">
+      <w:start w:val="1"/>
+      <w:numFmt w:val="none"/>
+      <w:suff w:val="nothing"/>
+      <w:lvlText w:val=""/>
+      <w:lvlJc w:val="start"/>
+      <w:pPr>
+        <w:tabs>
+          <w:tab w:val="num" w:pos="0"/>
+        </w:tabs>
+        <w:ind w:start="0" w:hanging="0"/>
+      </w:pPr>
+    </w:lvl>
+  </w:abstractNum>
+  <w:num w:numId="1">
+    <w:abstractNumId w:val="1"/>
+  </w:num>
+</w:numbering>
 </file>
 
 <file path=word/styles.xml><?xml version="1.0" encoding="utf-8"?>
@@ -437,7 +430,6 @@
     </w:rPrDefault>
     <w:pPrDefault>
       <w:pPr>
-        <w:widowControl/>
         <w:suppressAutoHyphens w:val="true"/>
       </w:pPr>
     </w:pPrDefault>
@@ -447,7 +439,10 @@
     <w:qFormat/>
     <w:pPr>
       <w:widowControl/>
+      <w:suppressAutoHyphens w:val="true"/>
       <w:bidi w:val="0"/>
+      <w:spacing w:before="0" w:after="0"/>
+      <w:jc w:val="start"/>
     </w:pPr>
     <w:rPr>
       <w:rFonts w:ascii="Liberation Serif" w:hAnsi="Liberation Serif" w:eastAsia="Songti SC" w:cs="Arial Unicode MS"/>
@@ -456,6 +451,26 @@
       <w:sz w:val="24"/>
       <w:szCs w:val="24"/>
       <w:lang w:val="es-AR" w:eastAsia="zh-CN" w:bidi="hi-IN"/>
+    </w:rPr>
+  </w:style>
+  <w:style w:type="paragraph" w:styleId="Heading1">
+    <w:name w:val="heading 1"/>
+    <w:basedOn w:val="Heading"/>
+    <w:next w:val="BodyText"/>
+    <w:qFormat/>
+    <w:pPr>
+      <w:numPr>
+        <w:ilvl w:val="0"/>
+        <w:numId w:val="1"/>
+      </w:numPr>
+      <w:spacing w:before="240" w:after="120"/>
+      <w:outlineLvl w:val="0"/>
+    </w:pPr>
+    <w:rPr>
+      <w:b/>
+      <w:bCs/>
+      <w:sz w:val="36"/>
+      <w:szCs w:val="36"/>
     </w:rPr>
   </w:style>
   <w:style w:type="character" w:styleId="Strong">
